--- a/output/writing/DissertationChapter/Ch1_draft2_figs.docx
+++ b/output/writing/DissertationChapter/Ch1_draft2_figs.docx
@@ -10,6 +10,61 @@
           <w:bCs/>
         </w:rPr>
       </w:pPr>
+      <w:r>
+        <w:rPr>
+          <w:b/>
+          <w:bCs/>
+          <w:noProof/>
+        </w:rPr>
+        <w:drawing>
+          <wp:inline distT="0" distB="0" distL="0" distR="0" wp14:anchorId="6A158F1F" wp14:editId="2BD7E4BE">
+            <wp:extent cx="8229600" cy="3781425"/>
+            <wp:effectExtent l="0" t="0" r="0" b="9525"/>
+            <wp:docPr id="1212296480" name="Picture 1"/>
+            <wp:cNvGraphicFramePr>
+              <a:graphicFrameLocks xmlns:a="http://schemas.openxmlformats.org/drawingml/2006/main" noChangeAspect="1"/>
+            </wp:cNvGraphicFramePr>
+            <a:graphic xmlns:a="http://schemas.openxmlformats.org/drawingml/2006/main">
+              <a:graphicData uri="http://schemas.openxmlformats.org/drawingml/2006/picture">
+                <pic:pic xmlns:pic="http://schemas.openxmlformats.org/drawingml/2006/picture">
+                  <pic:nvPicPr>
+                    <pic:cNvPr id="0" name="Picture 1"/>
+                    <pic:cNvPicPr>
+                      <a:picLocks noChangeAspect="1" noChangeArrowheads="1"/>
+                    </pic:cNvPicPr>
+                  </pic:nvPicPr>
+                  <pic:blipFill>
+                    <a:blip r:embed="rId4" cstate="print">
+                      <a:extLst>
+                        <a:ext uri="{28A0092B-C50C-407E-A947-70E740481C1C}">
+                          <a14:useLocalDpi xmlns:a14="http://schemas.microsoft.com/office/drawing/2010/main" val="0"/>
+                        </a:ext>
+                      </a:extLst>
+                    </a:blip>
+                    <a:srcRect/>
+                    <a:stretch>
+                      <a:fillRect/>
+                    </a:stretch>
+                  </pic:blipFill>
+                  <pic:spPr bwMode="auto">
+                    <a:xfrm>
+                      <a:off x="0" y="0"/>
+                      <a:ext cx="8229600" cy="3781425"/>
+                    </a:xfrm>
+                    <a:prstGeom prst="rect">
+                      <a:avLst/>
+                    </a:prstGeom>
+                    <a:noFill/>
+                    <a:ln>
+                      <a:noFill/>
+                    </a:ln>
+                  </pic:spPr>
+                </pic:pic>
+              </a:graphicData>
+            </a:graphic>
+          </wp:inline>
+        </w:drawing>
+      </w:r>
       <w:commentRangeStart w:id="0"/>
       <w:r>
         <w:rPr>
@@ -47,6 +102,7 @@
         <w:rPr>
           <w:noProof/>
         </w:rPr>
+        <w:lastRenderedPageBreak/>
         <w:drawing>
           <wp:inline distT="0" distB="0" distL="0" distR="0" wp14:anchorId="01A915B6" wp14:editId="4EB2AA7A">
             <wp:extent cx="5915025" cy="4450172"/>
@@ -63,7 +119,7 @@
                     <pic:cNvPicPr/>
                   </pic:nvPicPr>
                   <pic:blipFill>
-                    <a:blip r:embed="rId8" cstate="print">
+                    <a:blip r:embed="rId9" cstate="print">
                       <a:extLst>
                         <a:ext uri="{28A0092B-C50C-407E-A947-70E740481C1C}">
                           <a14:useLocalDpi xmlns:a14="http://schemas.microsoft.com/office/drawing/2010/main" val="0"/>
@@ -219,7 +275,7 @@
                     <pic:cNvPicPr/>
                   </pic:nvPicPr>
                   <pic:blipFill>
-                    <a:blip r:embed="rId8" cstate="print">
+                    <a:blip r:embed="rId9" cstate="print">
                       <a:extLst>
                         <a:ext uri="{28A0092B-C50C-407E-A947-70E740481C1C}">
                           <a14:useLocalDpi xmlns:a14="http://schemas.microsoft.com/office/drawing/2010/main" val="0"/>
@@ -346,122 +402,10 @@
         </w:rPr>
         <w:lastRenderedPageBreak/>
         <w:drawing>
-          <wp:inline distT="0" distB="0" distL="0" distR="0" wp14:anchorId="14B73ECA" wp14:editId="1574674B">
-            <wp:extent cx="7981950" cy="4215080"/>
+          <wp:inline distT="0" distB="0" distL="0" distR="0" wp14:anchorId="68478EB1" wp14:editId="501AB67E">
+            <wp:extent cx="8727107" cy="4010025"/>
             <wp:effectExtent l="0" t="0" r="0" b="0"/>
-            <wp:docPr id="347640587" name="Picture 1"/>
-            <wp:cNvGraphicFramePr>
-              <a:graphicFrameLocks xmlns:a="http://schemas.openxmlformats.org/drawingml/2006/main" noChangeAspect="1"/>
-            </wp:cNvGraphicFramePr>
-            <a:graphic xmlns:a="http://schemas.openxmlformats.org/drawingml/2006/main">
-              <a:graphicData uri="http://schemas.openxmlformats.org/drawingml/2006/picture">
-                <pic:pic xmlns:pic="http://schemas.openxmlformats.org/drawingml/2006/picture">
-                  <pic:nvPicPr>
-                    <pic:cNvPr id="0" name="Picture 1"/>
-                    <pic:cNvPicPr>
-                      <a:picLocks noChangeAspect="1" noChangeArrowheads="1"/>
-                    </pic:cNvPicPr>
-                  </pic:nvPicPr>
-                  <pic:blipFill>
-                    <a:blip r:embed="rId9" cstate="print">
-                      <a:extLst>
-                        <a:ext uri="{28A0092B-C50C-407E-A947-70E740481C1C}">
-                          <a14:useLocalDpi xmlns:a14="http://schemas.microsoft.com/office/drawing/2010/main" val="0"/>
-                        </a:ext>
-                      </a:extLst>
-                    </a:blip>
-                    <a:srcRect/>
-                    <a:stretch>
-                      <a:fillRect/>
-                    </a:stretch>
-                  </pic:blipFill>
-                  <pic:spPr bwMode="auto">
-                    <a:xfrm>
-                      <a:off x="0" y="0"/>
-                      <a:ext cx="8016063" cy="4233095"/>
-                    </a:xfrm>
-                    <a:prstGeom prst="rect">
-                      <a:avLst/>
-                    </a:prstGeom>
-                    <a:noFill/>
-                    <a:ln>
-                      <a:noFill/>
-                    </a:ln>
-                  </pic:spPr>
-                </pic:pic>
-              </a:graphicData>
-            </a:graphic>
-          </wp:inline>
-        </w:drawing>
-      </w:r>
-    </w:p>
-    <w:p>
-      <w:pPr>
-        <w:spacing w:after="0" w:line="240" w:lineRule="auto"/>
-        <w:rPr>
-          <w:i/>
-          <w:iCs/>
-          <w:sz w:val="20"/>
-          <w:szCs w:val="20"/>
-        </w:rPr>
-      </w:pPr>
-    </w:p>
-    <w:p>
-      <w:pPr>
-        <w:spacing w:after="0" w:line="240" w:lineRule="auto"/>
-        <w:ind w:left="720"/>
-        <w:rPr>
-          <w:i/>
-          <w:iCs/>
-          <w:sz w:val="20"/>
-          <w:szCs w:val="20"/>
-        </w:rPr>
-      </w:pPr>
-      <w:r>
-        <w:rPr>
-          <w:i/>
-          <w:iCs/>
-          <w:sz w:val="20"/>
-          <w:szCs w:val="20"/>
-        </w:rPr>
-        <w:t>Figure 2: Even- and odd-year peak pink salmon escapement from 1960 to 2022 in Indian River and 35 index streams across ADFG’s designated Northern Southeast (Outside) region. Indian River counts highlighted. Spawner counts are scaled against stream length (km), then log transformed and standardized at the level of each stream.</w:t>
-      </w:r>
-      <w:r>
-        <w:rPr>
-          <w:i/>
-          <w:iCs/>
-          <w:sz w:val="20"/>
-          <w:szCs w:val="20"/>
-        </w:rPr>
-        <w:br w:type="page"/>
-      </w:r>
-    </w:p>
-    <w:p>
-      <w:pPr>
-        <w:spacing w:after="0" w:line="240" w:lineRule="auto"/>
-        <w:ind w:left="360"/>
-        <w:jc w:val="center"/>
-        <w:rPr>
-          <w:i/>
-          <w:iCs/>
-          <w:sz w:val="20"/>
-          <w:szCs w:val="20"/>
-        </w:rPr>
-      </w:pPr>
-      <w:r>
-        <w:rPr>
-          <w:i/>
-          <w:iCs/>
-          <w:noProof/>
-          <w:sz w:val="20"/>
-          <w:szCs w:val="20"/>
-        </w:rPr>
-        <w:lastRenderedPageBreak/>
-        <w:drawing>
-          <wp:inline distT="0" distB="0" distL="0" distR="0" wp14:anchorId="5210BD2D" wp14:editId="0C4C6994">
-            <wp:extent cx="7978482" cy="4743450"/>
-            <wp:effectExtent l="0" t="0" r="3810" b="0"/>
-            <wp:docPr id="323446801" name="Picture 2"/>
+            <wp:docPr id="1568515327" name="Picture 2"/>
             <wp:cNvGraphicFramePr>
               <a:graphicFrameLocks xmlns:a="http://schemas.openxmlformats.org/drawingml/2006/main" noChangeAspect="1"/>
             </wp:cNvGraphicFramePr>
@@ -490,7 +434,119 @@
                   <pic:spPr bwMode="auto">
                     <a:xfrm>
                       <a:off x="0" y="0"/>
-                      <a:ext cx="7993226" cy="4752216"/>
+                      <a:ext cx="8729324" cy="4011044"/>
+                    </a:xfrm>
+                    <a:prstGeom prst="rect">
+                      <a:avLst/>
+                    </a:prstGeom>
+                    <a:noFill/>
+                    <a:ln>
+                      <a:noFill/>
+                    </a:ln>
+                  </pic:spPr>
+                </pic:pic>
+              </a:graphicData>
+            </a:graphic>
+          </wp:inline>
+        </w:drawing>
+      </w:r>
+    </w:p>
+    <w:p>
+      <w:pPr>
+        <w:spacing w:after="0" w:line="240" w:lineRule="auto"/>
+        <w:rPr>
+          <w:i/>
+          <w:iCs/>
+          <w:sz w:val="20"/>
+          <w:szCs w:val="20"/>
+        </w:rPr>
+      </w:pPr>
+    </w:p>
+    <w:p>
+      <w:pPr>
+        <w:spacing w:after="0" w:line="240" w:lineRule="auto"/>
+        <w:ind w:left="720"/>
+        <w:rPr>
+          <w:i/>
+          <w:iCs/>
+          <w:sz w:val="20"/>
+          <w:szCs w:val="20"/>
+        </w:rPr>
+      </w:pPr>
+      <w:r>
+        <w:rPr>
+          <w:i/>
+          <w:iCs/>
+          <w:sz w:val="20"/>
+          <w:szCs w:val="20"/>
+        </w:rPr>
+        <w:t>Figure 2: Even- and odd-year peak pink salmon escapement from 1960 to 2022 in Indian River and 35 index streams across ADFG’s designated Northern Southeast (Outside) region. Indian River counts highlighted. Spawner counts are scaled against stream length (km), then log transformed and standardized at the level of each stream.</w:t>
+      </w:r>
+      <w:r>
+        <w:rPr>
+          <w:i/>
+          <w:iCs/>
+          <w:sz w:val="20"/>
+          <w:szCs w:val="20"/>
+        </w:rPr>
+        <w:br w:type="page"/>
+      </w:r>
+    </w:p>
+    <w:p>
+      <w:pPr>
+        <w:spacing w:after="0" w:line="240" w:lineRule="auto"/>
+        <w:ind w:left="360"/>
+        <w:jc w:val="center"/>
+        <w:rPr>
+          <w:i/>
+          <w:iCs/>
+          <w:sz w:val="20"/>
+          <w:szCs w:val="20"/>
+        </w:rPr>
+      </w:pPr>
+      <w:r>
+        <w:rPr>
+          <w:i/>
+          <w:iCs/>
+          <w:noProof/>
+          <w:sz w:val="20"/>
+          <w:szCs w:val="20"/>
+        </w:rPr>
+        <w:lastRenderedPageBreak/>
+        <w:drawing>
+          <wp:inline distT="0" distB="0" distL="0" distR="0" wp14:anchorId="0A741483" wp14:editId="41DF10EA">
+            <wp:extent cx="8687567" cy="4248150"/>
+            <wp:effectExtent l="0" t="0" r="0" b="0"/>
+            <wp:docPr id="920262741" name="Picture 5"/>
+            <wp:cNvGraphicFramePr>
+              <a:graphicFrameLocks xmlns:a="http://schemas.openxmlformats.org/drawingml/2006/main" noChangeAspect="1"/>
+            </wp:cNvGraphicFramePr>
+            <a:graphic xmlns:a="http://schemas.openxmlformats.org/drawingml/2006/main">
+              <a:graphicData uri="http://schemas.openxmlformats.org/drawingml/2006/picture">
+                <pic:pic xmlns:pic="http://schemas.openxmlformats.org/drawingml/2006/picture">
+                  <pic:nvPicPr>
+                    <pic:cNvPr id="0" name="Picture 5"/>
+                    <pic:cNvPicPr>
+                      <a:picLocks noChangeAspect="1" noChangeArrowheads="1"/>
+                    </pic:cNvPicPr>
+                  </pic:nvPicPr>
+                  <pic:blipFill>
+                    <a:blip r:embed="rId11" cstate="print">
+                      <a:extLst>
+                        <a:ext uri="{28A0092B-C50C-407E-A947-70E740481C1C}">
+                          <a14:useLocalDpi xmlns:a14="http://schemas.microsoft.com/office/drawing/2010/main" val="0"/>
+                        </a:ext>
+                      </a:extLst>
+                    </a:blip>
+                    <a:srcRect/>
+                    <a:stretch>
+                      <a:fillRect/>
+                    </a:stretch>
+                  </pic:blipFill>
+                  <pic:spPr bwMode="auto">
+                    <a:xfrm>
+                      <a:off x="0" y="0"/>
+                      <a:ext cx="8693046" cy="4250829"/>
                     </a:xfrm>
                     <a:prstGeom prst="rect">
                       <a:avLst/>
@@ -666,7 +722,7 @@
                     </pic:cNvPicPr>
                   </pic:nvPicPr>
                   <pic:blipFill>
-                    <a:blip r:embed="rId11" cstate="print">
+                    <a:blip r:embed="rId12" cstate="print">
                       <a:extLst>
                         <a:ext uri="{28A0092B-C50C-407E-A947-70E740481C1C}">
                           <a14:useLocalDpi xmlns:a14="http://schemas.microsoft.com/office/drawing/2010/main" val="0"/>
@@ -790,7 +846,7 @@
                     <pic:cNvPicPr/>
                   </pic:nvPicPr>
                   <pic:blipFill>
-                    <a:blip r:embed="rId12"/>
+                    <a:blip r:embed="rId13"/>
                     <a:stretch>
                       <a:fillRect/>
                     </a:stretch>
@@ -894,7 +950,7 @@
                     </pic:cNvPicPr>
                   </pic:nvPicPr>
                   <pic:blipFill>
-                    <a:blip r:embed="rId13" cstate="print">
+                    <a:blip r:embed="rId14" cstate="print">
                       <a:extLst>
                         <a:ext uri="{28A0092B-C50C-407E-A947-70E740481C1C}">
                           <a14:useLocalDpi xmlns:a14="http://schemas.microsoft.com/office/drawing/2010/main" val="0"/>
@@ -999,7 +1055,7 @@
                     </pic:cNvPicPr>
                   </pic:nvPicPr>
                   <pic:blipFill>
-                    <a:blip r:embed="rId14" cstate="print">
+                    <a:blip r:embed="rId15" cstate="print">
                       <a:extLst>
                         <a:ext uri="{28A0092B-C50C-407E-A947-70E740481C1C}">
                           <a14:useLocalDpi xmlns:a14="http://schemas.microsoft.com/office/drawing/2010/main" val="0"/>

--- a/output/writing/DissertationChapter/Ch1_draft2_figs.docx
+++ b/output/writing/DissertationChapter/Ch1_draft2_figs.docx
@@ -10,61 +10,6 @@
           <w:bCs/>
         </w:rPr>
       </w:pPr>
-      <w:r>
-        <w:rPr>
-          <w:b/>
-          <w:bCs/>
-          <w:noProof/>
-        </w:rPr>
-        <w:drawing>
-          <wp:inline distT="0" distB="0" distL="0" distR="0" wp14:anchorId="6A158F1F" wp14:editId="2BD7E4BE">
-            <wp:extent cx="8229600" cy="3781425"/>
-            <wp:effectExtent l="0" t="0" r="0" b="9525"/>
-            <wp:docPr id="1212296480" name="Picture 1"/>
-            <wp:cNvGraphicFramePr>
-              <a:graphicFrameLocks xmlns:a="http://schemas.openxmlformats.org/drawingml/2006/main" noChangeAspect="1"/>
-            </wp:cNvGraphicFramePr>
-            <a:graphic xmlns:a="http://schemas.openxmlformats.org/drawingml/2006/main">
-              <a:graphicData uri="http://schemas.openxmlformats.org/drawingml/2006/picture">
-                <pic:pic xmlns:pic="http://schemas.openxmlformats.org/drawingml/2006/picture">
-                  <pic:nvPicPr>
-                    <pic:cNvPr id="0" name="Picture 1"/>
-                    <pic:cNvPicPr>
-                      <a:picLocks noChangeAspect="1" noChangeArrowheads="1"/>
-                    </pic:cNvPicPr>
-                  </pic:nvPicPr>
-                  <pic:blipFill>
-                    <a:blip r:embed="rId4" cstate="print">
-                      <a:extLst>
-                        <a:ext uri="{28A0092B-C50C-407E-A947-70E740481C1C}">
-                          <a14:useLocalDpi xmlns:a14="http://schemas.microsoft.com/office/drawing/2010/main" val="0"/>
-                        </a:ext>
-                      </a:extLst>
-                    </a:blip>
-                    <a:srcRect/>
-                    <a:stretch>
-                      <a:fillRect/>
-                    </a:stretch>
-                  </pic:blipFill>
-                  <pic:spPr bwMode="auto">
-                    <a:xfrm>
-                      <a:off x="0" y="0"/>
-                      <a:ext cx="8229600" cy="3781425"/>
-                    </a:xfrm>
-                    <a:prstGeom prst="rect">
-                      <a:avLst/>
-                    </a:prstGeom>
-                    <a:noFill/>
-                    <a:ln>
-                      <a:noFill/>
-                    </a:ln>
-                  </pic:spPr>
-                </pic:pic>
-              </a:graphicData>
-            </a:graphic>
-          </wp:inline>
-        </w:drawing>
-      </w:r>
       <w:commentRangeStart w:id="0"/>
       <w:r>
         <w:rPr>
@@ -102,7 +47,6 @@
         <w:rPr>
           <w:noProof/>
         </w:rPr>
-        <w:lastRenderedPageBreak/>
         <w:drawing>
           <wp:inline distT="0" distB="0" distL="0" distR="0" wp14:anchorId="01A915B6" wp14:editId="4EB2AA7A">
             <wp:extent cx="5915025" cy="4450172"/>
@@ -119,7 +63,7 @@
                     <pic:cNvPicPr/>
                   </pic:nvPicPr>
                   <pic:blipFill>
-                    <a:blip r:embed="rId9" cstate="print">
+                    <a:blip r:embed="rId8" cstate="print">
                       <a:extLst>
                         <a:ext uri="{28A0092B-C50C-407E-A947-70E740481C1C}">
                           <a14:useLocalDpi xmlns:a14="http://schemas.microsoft.com/office/drawing/2010/main" val="0"/>
@@ -275,7 +219,7 @@
                     <pic:cNvPicPr/>
                   </pic:nvPicPr>
                   <pic:blipFill>
-                    <a:blip r:embed="rId9" cstate="print">
+                    <a:blip r:embed="rId8" cstate="print">
                       <a:extLst>
                         <a:ext uri="{28A0092B-C50C-407E-A947-70E740481C1C}">
                           <a14:useLocalDpi xmlns:a14="http://schemas.microsoft.com/office/drawing/2010/main" val="0"/>
@@ -419,7 +363,7 @@
                     </pic:cNvPicPr>
                   </pic:nvPicPr>
                   <pic:blipFill>
-                    <a:blip r:embed="rId10" cstate="print">
+                    <a:blip r:embed="rId9" cstate="print">
                       <a:extLst>
                         <a:ext uri="{28A0092B-C50C-407E-A947-70E740481C1C}">
                           <a14:useLocalDpi xmlns:a14="http://schemas.microsoft.com/office/drawing/2010/main" val="0"/>
@@ -531,7 +475,7 @@
                     </pic:cNvPicPr>
                   </pic:nvPicPr>
                   <pic:blipFill>
-                    <a:blip r:embed="rId11" cstate="print">
+                    <a:blip r:embed="rId10" cstate="print">
                       <a:extLst>
                         <a:ext uri="{28A0092B-C50C-407E-A947-70E740481C1C}">
                           <a14:useLocalDpi xmlns:a14="http://schemas.microsoft.com/office/drawing/2010/main" val="0"/>
@@ -722,7 +666,7 @@
                     </pic:cNvPicPr>
                   </pic:nvPicPr>
                   <pic:blipFill>
-                    <a:blip r:embed="rId12" cstate="print">
+                    <a:blip r:embed="rId11" cstate="print">
                       <a:extLst>
                         <a:ext uri="{28A0092B-C50C-407E-A947-70E740481C1C}">
                           <a14:useLocalDpi xmlns:a14="http://schemas.microsoft.com/office/drawing/2010/main" val="0"/>
@@ -846,7 +790,7 @@
                     <pic:cNvPicPr/>
                   </pic:nvPicPr>
                   <pic:blipFill>
-                    <a:blip r:embed="rId13"/>
+                    <a:blip r:embed="rId12"/>
                     <a:stretch>
                       <a:fillRect/>
                     </a:stretch>
@@ -950,7 +894,7 @@
                     </pic:cNvPicPr>
                   </pic:nvPicPr>
                   <pic:blipFill>
-                    <a:blip r:embed="rId14" cstate="print">
+                    <a:blip r:embed="rId13" cstate="print">
                       <a:extLst>
                         <a:ext uri="{28A0092B-C50C-407E-A947-70E740481C1C}">
                           <a14:useLocalDpi xmlns:a14="http://schemas.microsoft.com/office/drawing/2010/main" val="0"/>
@@ -1055,7 +999,7 @@
                     </pic:cNvPicPr>
                   </pic:nvPicPr>
                   <pic:blipFill>
-                    <a:blip r:embed="rId15" cstate="print">
+                    <a:blip r:embed="rId14" cstate="print">
                       <a:extLst>
                         <a:ext uri="{28A0092B-C50C-407E-A947-70E740481C1C}">
                           <a14:useLocalDpi xmlns:a14="http://schemas.microsoft.com/office/drawing/2010/main" val="0"/>

--- a/output/writing/DissertationChapter/Ch1_draft2_figs.docx
+++ b/output/writing/DissertationChapter/Ch1_draft2_figs.docx
@@ -631,6 +631,301 @@
     </w:p>
     <w:p>
       <w:pPr>
+        <w:rPr>
+          <w:i/>
+          <w:iCs/>
+          <w:sz w:val="20"/>
+          <w:szCs w:val="20"/>
+        </w:rPr>
+      </w:pPr>
+      <w:r>
+        <w:rPr>
+          <w:i/>
+          <w:iCs/>
+          <w:sz w:val="20"/>
+          <w:szCs w:val="20"/>
+        </w:rPr>
+        <w:br w:type="page"/>
+      </w:r>
+    </w:p>
+    <w:p>
+      <w:pPr>
+        <w:spacing w:after="0" w:line="240" w:lineRule="auto"/>
+        <w:ind w:left="720"/>
+        <w:rPr>
+          <w:sz w:val="20"/>
+          <w:szCs w:val="20"/>
+        </w:rPr>
+      </w:pPr>
+      <w:r>
+        <w:rPr>
+          <w:noProof/>
+          <w:sz w:val="20"/>
+          <w:szCs w:val="20"/>
+        </w:rPr>
+        <w:lastRenderedPageBreak/>
+        <w:drawing>
+          <wp:inline distT="0" distB="0" distL="0" distR="0" wp14:anchorId="612DF731" wp14:editId="7A0EFA7A">
+            <wp:extent cx="8109459" cy="5143500"/>
+            <wp:effectExtent l="0" t="0" r="6350" b="0"/>
+            <wp:docPr id="2036303214" name="Picture 6"/>
+            <wp:cNvGraphicFramePr>
+              <a:graphicFrameLocks xmlns:a="http://schemas.openxmlformats.org/drawingml/2006/main" noChangeAspect="1"/>
+            </wp:cNvGraphicFramePr>
+            <a:graphic xmlns:a="http://schemas.openxmlformats.org/drawingml/2006/main">
+              <a:graphicData uri="http://schemas.openxmlformats.org/drawingml/2006/picture">
+                <pic:pic xmlns:pic="http://schemas.openxmlformats.org/drawingml/2006/picture">
+                  <pic:nvPicPr>
+                    <pic:cNvPr id="0" name="Picture 6"/>
+                    <pic:cNvPicPr>
+                      <a:picLocks noChangeAspect="1" noChangeArrowheads="1"/>
+                    </pic:cNvPicPr>
+                  </pic:nvPicPr>
+                  <pic:blipFill>
+                    <a:blip r:embed="rId11" cstate="print">
+                      <a:extLst>
+                        <a:ext uri="{28A0092B-C50C-407E-A947-70E740481C1C}">
+                          <a14:useLocalDpi xmlns:a14="http://schemas.microsoft.com/office/drawing/2010/main" val="0"/>
+                        </a:ext>
+                      </a:extLst>
+                    </a:blip>
+                    <a:srcRect/>
+                    <a:stretch>
+                      <a:fillRect/>
+                    </a:stretch>
+                  </pic:blipFill>
+                  <pic:spPr bwMode="auto">
+                    <a:xfrm>
+                      <a:off x="0" y="0"/>
+                      <a:ext cx="8127803" cy="5155135"/>
+                    </a:xfrm>
+                    <a:prstGeom prst="rect">
+                      <a:avLst/>
+                    </a:prstGeom>
+                    <a:noFill/>
+                    <a:ln>
+                      <a:noFill/>
+                    </a:ln>
+                  </pic:spPr>
+                </pic:pic>
+              </a:graphicData>
+            </a:graphic>
+          </wp:inline>
+        </w:drawing>
+      </w:r>
+    </w:p>
+    <w:p>
+      <w:pPr>
+        <w:spacing w:after="0" w:line="240" w:lineRule="auto"/>
+        <w:ind w:left="720"/>
+        <w:rPr>
+          <w:i/>
+          <w:iCs/>
+          <w:sz w:val="20"/>
+          <w:szCs w:val="20"/>
+        </w:rPr>
+      </w:pPr>
+      <w:r>
+        <w:rPr>
+          <w:i/>
+          <w:iCs/>
+          <w:sz w:val="20"/>
+          <w:szCs w:val="20"/>
+        </w:rPr>
+        <w:t xml:space="preserve">Figure </w:t>
+      </w:r>
+      <w:r>
+        <w:rPr>
+          <w:i/>
+          <w:iCs/>
+          <w:sz w:val="20"/>
+          <w:szCs w:val="20"/>
+        </w:rPr>
+        <w:t>4</w:t>
+      </w:r>
+      <w:r>
+        <w:rPr>
+          <w:i/>
+          <w:iCs/>
+          <w:sz w:val="20"/>
+          <w:szCs w:val="20"/>
+        </w:rPr>
+        <w:t xml:space="preserve">: </w:t>
+      </w:r>
+      <w:r>
+        <w:rPr>
+          <w:i/>
+          <w:iCs/>
+          <w:sz w:val="20"/>
+          <w:szCs w:val="20"/>
+        </w:rPr>
+        <w:t>Event studies evaluating parallel trends assumption between Indian River and regional streams in pre-treatment periods.</w:t>
+      </w:r>
+    </w:p>
+    <w:p>
+      <w:pPr>
+        <w:rPr>
+          <w:sz w:val="20"/>
+          <w:szCs w:val="20"/>
+        </w:rPr>
+      </w:pPr>
+    </w:p>
+    <w:p>
+      <w:pPr>
+        <w:spacing w:after="0" w:line="240" w:lineRule="auto"/>
+        <w:ind w:left="720"/>
+        <w:rPr>
+          <w:sz w:val="20"/>
+          <w:szCs w:val="20"/>
+        </w:rPr>
+      </w:pPr>
+      <w:r>
+        <w:rPr>
+          <w:noProof/>
+          <w:sz w:val="20"/>
+          <w:szCs w:val="20"/>
+        </w:rPr>
+        <w:lastRenderedPageBreak/>
+        <w:drawing>
+          <wp:inline distT="0" distB="0" distL="0" distR="0" wp14:anchorId="259123FB" wp14:editId="1B1B1C07">
+            <wp:extent cx="8229600" cy="3933825"/>
+            <wp:effectExtent l="0" t="0" r="0" b="9525"/>
+            <wp:docPr id="759439333" name="Picture 5"/>
+            <wp:cNvGraphicFramePr>
+              <a:graphicFrameLocks xmlns:a="http://schemas.openxmlformats.org/drawingml/2006/main" noChangeAspect="1"/>
+            </wp:cNvGraphicFramePr>
+            <a:graphic xmlns:a="http://schemas.openxmlformats.org/drawingml/2006/main">
+              <a:graphicData uri="http://schemas.openxmlformats.org/drawingml/2006/picture">
+                <pic:pic xmlns:pic="http://schemas.openxmlformats.org/drawingml/2006/picture">
+                  <pic:nvPicPr>
+                    <pic:cNvPr id="0" name="Picture 5"/>
+                    <pic:cNvPicPr>
+                      <a:picLocks noChangeAspect="1" noChangeArrowheads="1"/>
+                    </pic:cNvPicPr>
+                  </pic:nvPicPr>
+                  <pic:blipFill>
+                    <a:blip r:embed="rId12" cstate="print">
+                      <a:extLst>
+                        <a:ext uri="{28A0092B-C50C-407E-A947-70E740481C1C}">
+                          <a14:useLocalDpi xmlns:a14="http://schemas.microsoft.com/office/drawing/2010/main" val="0"/>
+                        </a:ext>
+                      </a:extLst>
+                    </a:blip>
+                    <a:srcRect/>
+                    <a:stretch>
+                      <a:fillRect/>
+                    </a:stretch>
+                  </pic:blipFill>
+                  <pic:spPr bwMode="auto">
+                    <a:xfrm>
+                      <a:off x="0" y="0"/>
+                      <a:ext cx="8229600" cy="3933825"/>
+                    </a:xfrm>
+                    <a:prstGeom prst="rect">
+                      <a:avLst/>
+                    </a:prstGeom>
+                    <a:noFill/>
+                    <a:ln>
+                      <a:noFill/>
+                    </a:ln>
+                  </pic:spPr>
+                </pic:pic>
+              </a:graphicData>
+            </a:graphic>
+          </wp:inline>
+        </w:drawing>
+      </w:r>
+      <w:r>
+        <w:rPr>
+          <w:i/>
+          <w:iCs/>
+          <w:sz w:val="20"/>
+          <w:szCs w:val="20"/>
+        </w:rPr>
+        <w:t xml:space="preserve">Figure </w:t>
+      </w:r>
+      <w:r>
+        <w:rPr>
+          <w:i/>
+          <w:iCs/>
+          <w:sz w:val="20"/>
+          <w:szCs w:val="20"/>
+        </w:rPr>
+        <w:t>5</w:t>
+      </w:r>
+      <w:r>
+        <w:rPr>
+          <w:i/>
+          <w:iCs/>
+          <w:sz w:val="20"/>
+          <w:szCs w:val="20"/>
+        </w:rPr>
+        <w:t xml:space="preserve">: </w:t>
+      </w:r>
+      <w:r>
+        <w:rPr>
+          <w:i/>
+          <w:iCs/>
+          <w:sz w:val="20"/>
+          <w:szCs w:val="20"/>
+        </w:rPr>
+        <w:t>Difference-in-difference results</w:t>
+      </w:r>
+      <w:r>
+        <w:rPr>
+          <w:i/>
+          <w:iCs/>
+          <w:sz w:val="20"/>
+          <w:szCs w:val="20"/>
+        </w:rPr>
+        <w:t xml:space="preserve"> estimating effect of treatment (commencement/expansion of hatchery operations) at Indian River</w:t>
+      </w:r>
+      <w:r>
+        <w:rPr>
+          <w:i/>
+          <w:iCs/>
+          <w:sz w:val="20"/>
+          <w:szCs w:val="20"/>
+        </w:rPr>
+        <w:t>. Top panel describes the effect of the commencement of hatchery operations (1980), bottom panel describes the effect of the expansion of hatchery releases (2010).</w:t>
+      </w:r>
+      <w:r>
+        <w:rPr>
+          <w:i/>
+          <w:iCs/>
+          <w:sz w:val="20"/>
+          <w:szCs w:val="20"/>
+        </w:rPr>
+        <w:t xml:space="preserve"> </w:t>
+      </w:r>
+    </w:p>
+    <w:p>
+      <w:pPr>
+        <w:rPr>
+          <w:sz w:val="20"/>
+          <w:szCs w:val="20"/>
+        </w:rPr>
+      </w:pPr>
+      <w:r>
+        <w:rPr>
+          <w:sz w:val="20"/>
+          <w:szCs w:val="20"/>
+        </w:rPr>
+        <w:br w:type="page"/>
+      </w:r>
+    </w:p>
+    <w:p>
+      <w:pPr>
+        <w:spacing w:after="0" w:line="240" w:lineRule="auto"/>
+        <w:ind w:left="720"/>
+        <w:rPr>
+          <w:sz w:val="20"/>
+          <w:szCs w:val="20"/>
+        </w:rPr>
+      </w:pPr>
+    </w:p>
+    <w:p>
+      <w:pPr>
         <w:spacing w:after="0" w:line="240" w:lineRule="auto"/>
         <w:ind w:left="360"/>
         <w:jc w:val="center"/>
@@ -647,7 +942,6 @@
           <w:sz w:val="20"/>
           <w:szCs w:val="20"/>
         </w:rPr>
-        <w:lastRenderedPageBreak/>
         <w:drawing>
           <wp:inline distT="0" distB="0" distL="0" distR="0" wp14:anchorId="25E2F1F5" wp14:editId="560AE7A1">
             <wp:extent cx="7799832" cy="3630168"/>
@@ -666,7 +960,7 @@
                     </pic:cNvPicPr>
                   </pic:nvPicPr>
                   <pic:blipFill>
-                    <a:blip r:embed="rId11" cstate="print">
+                    <a:blip r:embed="rId13" cstate="print">
                       <a:extLst>
                         <a:ext uri="{28A0092B-C50C-407E-A947-70E740481C1C}">
                           <a14:useLocalDpi xmlns:a14="http://schemas.microsoft.com/office/drawing/2010/main" val="0"/>
@@ -734,7 +1028,7 @@
           <w:sz w:val="20"/>
           <w:szCs w:val="20"/>
         </w:rPr>
-        <w:t>4</w:t>
+        <w:t>6</w:t>
       </w:r>
       <w:r>
         <w:rPr>
@@ -752,7 +1046,24 @@
           <w:sz w:val="20"/>
           <w:szCs w:val="20"/>
         </w:rPr>
-        <w:t>Estimated effect of brood year-to-brood year interactions between Indian River pink salmon runs and Sheldon Jackson Hatchery pink salmon releases.</w:t>
+        <w:t>Estimated effect of brood year-to-brood year interactions between Indian River pink salmon runs and Sheldon Jackson Hatchery pink salmon releases</w:t>
+      </w:r>
+    </w:p>
+    <w:p>
+      <w:pPr>
+        <w:rPr>
+          <w:sz w:val="20"/>
+          <w:szCs w:val="20"/>
+        </w:rPr>
+      </w:pPr>
+      <w:r>
+        <w:rPr>
+          <w:i/>
+          <w:iCs/>
+          <w:sz w:val="20"/>
+          <w:szCs w:val="20"/>
+        </w:rPr>
+        <w:t>.</w:t>
       </w:r>
     </w:p>
     <w:p>
@@ -790,7 +1101,7 @@
                     <pic:cNvPicPr/>
                   </pic:nvPicPr>
                   <pic:blipFill>
-                    <a:blip r:embed="rId12"/>
+                    <a:blip r:embed="rId14"/>
                     <a:stretch>
                       <a:fillRect/>
                     </a:stretch>
@@ -852,232 +1163,6 @@
         <w:rPr>
           <w:sz w:val="20"/>
           <w:szCs w:val="20"/>
-        </w:rPr>
-      </w:pPr>
-      <w:r>
-        <w:rPr>
-          <w:sz w:val="20"/>
-          <w:szCs w:val="20"/>
-        </w:rPr>
-        <w:br w:type="page"/>
-      </w:r>
-    </w:p>
-    <w:p>
-      <w:pPr>
-        <w:rPr>
-          <w:sz w:val="20"/>
-          <w:szCs w:val="20"/>
-        </w:rPr>
-      </w:pPr>
-      <w:r>
-        <w:rPr>
-          <w:noProof/>
-          <w:sz w:val="20"/>
-          <w:szCs w:val="20"/>
-        </w:rPr>
-        <w:lastRenderedPageBreak/>
-        <w:drawing>
-          <wp:inline distT="0" distB="0" distL="0" distR="0" wp14:anchorId="39F57D6E" wp14:editId="19D9B07E">
-            <wp:extent cx="5934075" cy="3267075"/>
-            <wp:effectExtent l="0" t="0" r="9525" b="9525"/>
-            <wp:docPr id="995212610" name="Picture 8"/>
-            <wp:cNvGraphicFramePr>
-              <a:graphicFrameLocks xmlns:a="http://schemas.openxmlformats.org/drawingml/2006/main" noChangeAspect="1"/>
-            </wp:cNvGraphicFramePr>
-            <a:graphic xmlns:a="http://schemas.openxmlformats.org/drawingml/2006/main">
-              <a:graphicData uri="http://schemas.openxmlformats.org/drawingml/2006/picture">
-                <pic:pic xmlns:pic="http://schemas.openxmlformats.org/drawingml/2006/picture">
-                  <pic:nvPicPr>
-                    <pic:cNvPr id="0" name="Picture 8"/>
-                    <pic:cNvPicPr>
-                      <a:picLocks noChangeAspect="1" noChangeArrowheads="1"/>
-                    </pic:cNvPicPr>
-                  </pic:nvPicPr>
-                  <pic:blipFill>
-                    <a:blip r:embed="rId13" cstate="print">
-                      <a:extLst>
-                        <a:ext uri="{28A0092B-C50C-407E-A947-70E740481C1C}">
-                          <a14:useLocalDpi xmlns:a14="http://schemas.microsoft.com/office/drawing/2010/main" val="0"/>
-                        </a:ext>
-                      </a:extLst>
-                    </a:blip>
-                    <a:srcRect/>
-                    <a:stretch>
-                      <a:fillRect/>
-                    </a:stretch>
-                  </pic:blipFill>
-                  <pic:spPr bwMode="auto">
-                    <a:xfrm>
-                      <a:off x="0" y="0"/>
-                      <a:ext cx="5934075" cy="3267075"/>
-                    </a:xfrm>
-                    <a:prstGeom prst="rect">
-                      <a:avLst/>
-                    </a:prstGeom>
-                    <a:noFill/>
-                    <a:ln>
-                      <a:noFill/>
-                    </a:ln>
-                  </pic:spPr>
-                </pic:pic>
-              </a:graphicData>
-            </a:graphic>
-          </wp:inline>
-        </w:drawing>
-      </w:r>
-    </w:p>
-    <w:p>
-      <w:pPr>
-        <w:rPr>
-          <w:i/>
-          <w:iCs/>
-          <w:sz w:val="20"/>
-          <w:szCs w:val="20"/>
-        </w:rPr>
-      </w:pPr>
-      <w:r>
-        <w:rPr>
-          <w:i/>
-          <w:iCs/>
-          <w:sz w:val="20"/>
-          <w:szCs w:val="20"/>
-        </w:rPr>
-        <w:t xml:space="preserve">Table </w:t>
-      </w:r>
-      <w:r>
-        <w:rPr>
-          <w:i/>
-          <w:iCs/>
-          <w:sz w:val="20"/>
-          <w:szCs w:val="20"/>
-        </w:rPr>
-        <w:t>2</w:t>
-      </w:r>
-      <w:r>
-        <w:rPr>
-          <w:i/>
-          <w:iCs/>
-          <w:sz w:val="20"/>
-          <w:szCs w:val="20"/>
-        </w:rPr>
-        <w:t>: Event studies evaluating the effect of Indian River on pink salmon abundances during pre-treatment periods. Standard errors reported in parentheses. Parallel trends assumption holds in all cases except for even-year runs prior to 1980. It is necessary to construct a synthetic control group for this model.</w:t>
-      </w:r>
-    </w:p>
-    <w:p>
-      <w:pPr>
-        <w:rPr>
-          <w:sz w:val="20"/>
-          <w:szCs w:val="20"/>
-        </w:rPr>
-      </w:pPr>
-    </w:p>
-    <w:p>
-      <w:pPr>
-        <w:spacing w:after="0" w:line="240" w:lineRule="auto"/>
-        <w:ind w:left="360"/>
-      </w:pPr>
-      <w:r>
-        <w:rPr>
-          <w:noProof/>
-        </w:rPr>
-        <w:lastRenderedPageBreak/>
-        <w:drawing>
-          <wp:inline distT="0" distB="0" distL="0" distR="0" wp14:anchorId="4F5488D8" wp14:editId="7912B3B6">
-            <wp:extent cx="5934075" cy="4933950"/>
-            <wp:effectExtent l="0" t="0" r="9525" b="0"/>
-            <wp:docPr id="1642919015" name="Picture 9"/>
-            <wp:cNvGraphicFramePr>
-              <a:graphicFrameLocks xmlns:a="http://schemas.openxmlformats.org/drawingml/2006/main" noChangeAspect="1"/>
-            </wp:cNvGraphicFramePr>
-            <a:graphic xmlns:a="http://schemas.openxmlformats.org/drawingml/2006/main">
-              <a:graphicData uri="http://schemas.openxmlformats.org/drawingml/2006/picture">
-                <pic:pic xmlns:pic="http://schemas.openxmlformats.org/drawingml/2006/picture">
-                  <pic:nvPicPr>
-                    <pic:cNvPr id="0" name="Picture 9"/>
-                    <pic:cNvPicPr>
-                      <a:picLocks noChangeAspect="1" noChangeArrowheads="1"/>
-                    </pic:cNvPicPr>
-                  </pic:nvPicPr>
-                  <pic:blipFill>
-                    <a:blip r:embed="rId14" cstate="print">
-                      <a:extLst>
-                        <a:ext uri="{28A0092B-C50C-407E-A947-70E740481C1C}">
-                          <a14:useLocalDpi xmlns:a14="http://schemas.microsoft.com/office/drawing/2010/main" val="0"/>
-                        </a:ext>
-                      </a:extLst>
-                    </a:blip>
-                    <a:srcRect/>
-                    <a:stretch>
-                      <a:fillRect/>
-                    </a:stretch>
-                  </pic:blipFill>
-                  <pic:spPr bwMode="auto">
-                    <a:xfrm>
-                      <a:off x="0" y="0"/>
-                      <a:ext cx="5934075" cy="4933950"/>
-                    </a:xfrm>
-                    <a:prstGeom prst="rect">
-                      <a:avLst/>
-                    </a:prstGeom>
-                    <a:noFill/>
-                    <a:ln>
-                      <a:noFill/>
-                    </a:ln>
-                  </pic:spPr>
-                </pic:pic>
-              </a:graphicData>
-            </a:graphic>
-          </wp:inline>
-        </w:drawing>
-      </w:r>
-    </w:p>
-    <w:p>
-      <w:pPr>
-        <w:spacing w:after="0" w:line="240" w:lineRule="auto"/>
-        <w:ind w:left="360"/>
-        <w:rPr>
-          <w:i/>
-          <w:iCs/>
-          <w:sz w:val="20"/>
-          <w:szCs w:val="20"/>
-        </w:rPr>
-      </w:pPr>
-    </w:p>
-    <w:p>
-      <w:pPr>
-        <w:spacing w:after="0" w:line="240" w:lineRule="auto"/>
-        <w:ind w:left="360"/>
-        <w:rPr>
-          <w:i/>
-          <w:iCs/>
-          <w:sz w:val="20"/>
-          <w:szCs w:val="20"/>
-        </w:rPr>
-      </w:pPr>
-      <w:r>
-        <w:rPr>
-          <w:i/>
-          <w:iCs/>
-          <w:sz w:val="20"/>
-          <w:szCs w:val="20"/>
-        </w:rPr>
-        <w:t xml:space="preserve">Table </w:t>
-      </w:r>
-      <w:r>
-        <w:rPr>
-          <w:i/>
-          <w:iCs/>
-          <w:sz w:val="20"/>
-          <w:szCs w:val="20"/>
-        </w:rPr>
-        <w:t xml:space="preserve">3: Difference-in-difference results estimating the impact of Sheldon Jackson Hatchery operations on Indian River pink salmon abundances. Standard errors reported in parentheses.  </w:t>
-      </w:r>
-    </w:p>
-    <w:p>
-      <w:pPr>
-        <w:rPr>
-          <w:b/>
-          <w:bCs/>
         </w:rPr>
       </w:pPr>
     </w:p>

--- a/output/writing/DissertationChapter/Ch1_draft2_figs.docx
+++ b/output/writing/DissertationChapter/Ch1_draft2_figs.docx
@@ -10,6 +10,61 @@
           <w:bCs/>
         </w:rPr>
       </w:pPr>
+      <w:r>
+        <w:rPr>
+          <w:b/>
+          <w:bCs/>
+          <w:noProof/>
+        </w:rPr>
+        <w:drawing>
+          <wp:inline distT="0" distB="0" distL="0" distR="0" wp14:anchorId="29D77699" wp14:editId="4DAF4C4D">
+            <wp:extent cx="8220075" cy="4143375"/>
+            <wp:effectExtent l="0" t="0" r="9525" b="9525"/>
+            <wp:docPr id="472649305" name="Picture 1"/>
+            <wp:cNvGraphicFramePr>
+              <a:graphicFrameLocks xmlns:a="http://schemas.openxmlformats.org/drawingml/2006/main" noChangeAspect="1"/>
+            </wp:cNvGraphicFramePr>
+            <a:graphic xmlns:a="http://schemas.openxmlformats.org/drawingml/2006/main">
+              <a:graphicData uri="http://schemas.openxmlformats.org/drawingml/2006/picture">
+                <pic:pic xmlns:pic="http://schemas.openxmlformats.org/drawingml/2006/picture">
+                  <pic:nvPicPr>
+                    <pic:cNvPr id="0" name="Picture 1"/>
+                    <pic:cNvPicPr>
+                      <a:picLocks noChangeAspect="1" noChangeArrowheads="1"/>
+                    </pic:cNvPicPr>
+                  </pic:nvPicPr>
+                  <pic:blipFill>
+                    <a:blip r:embed="rId4" cstate="print">
+                      <a:extLst>
+                        <a:ext uri="{28A0092B-C50C-407E-A947-70E740481C1C}">
+                          <a14:useLocalDpi xmlns:a14="http://schemas.microsoft.com/office/drawing/2010/main" val="0"/>
+                        </a:ext>
+                      </a:extLst>
+                    </a:blip>
+                    <a:srcRect/>
+                    <a:stretch>
+                      <a:fillRect/>
+                    </a:stretch>
+                  </pic:blipFill>
+                  <pic:spPr bwMode="auto">
+                    <a:xfrm>
+                      <a:off x="0" y="0"/>
+                      <a:ext cx="8220075" cy="4143375"/>
+                    </a:xfrm>
+                    <a:prstGeom prst="rect">
+                      <a:avLst/>
+                    </a:prstGeom>
+                    <a:noFill/>
+                    <a:ln>
+                      <a:noFill/>
+                    </a:ln>
+                  </pic:spPr>
+                </pic:pic>
+              </a:graphicData>
+            </a:graphic>
+          </wp:inline>
+        </w:drawing>
+      </w:r>
       <w:commentRangeStart w:id="0"/>
       <w:r>
         <w:rPr>
@@ -47,6 +102,7 @@
         <w:rPr>
           <w:noProof/>
         </w:rPr>
+        <w:lastRenderedPageBreak/>
         <w:drawing>
           <wp:inline distT="0" distB="0" distL="0" distR="0" wp14:anchorId="01A915B6" wp14:editId="4EB2AA7A">
             <wp:extent cx="5915025" cy="4450172"/>
@@ -63,7 +119,7 @@
                     <pic:cNvPicPr/>
                   </pic:nvPicPr>
                   <pic:blipFill>
-                    <a:blip r:embed="rId8" cstate="print">
+                    <a:blip r:embed="rId9" cstate="print">
                       <a:extLst>
                         <a:ext uri="{28A0092B-C50C-407E-A947-70E740481C1C}">
                           <a14:useLocalDpi xmlns:a14="http://schemas.microsoft.com/office/drawing/2010/main" val="0"/>
@@ -219,7 +275,7 @@
                     <pic:cNvPicPr/>
                   </pic:nvPicPr>
                   <pic:blipFill>
-                    <a:blip r:embed="rId8" cstate="print">
+                    <a:blip r:embed="rId9" cstate="print">
                       <a:extLst>
                         <a:ext uri="{28A0092B-C50C-407E-A947-70E740481C1C}">
                           <a14:useLocalDpi xmlns:a14="http://schemas.microsoft.com/office/drawing/2010/main" val="0"/>
@@ -363,7 +419,7 @@
                     </pic:cNvPicPr>
                   </pic:nvPicPr>
                   <pic:blipFill>
-                    <a:blip r:embed="rId9" cstate="print">
+                    <a:blip r:embed="rId10" cstate="print">
                       <a:extLst>
                         <a:ext uri="{28A0092B-C50C-407E-A947-70E740481C1C}">
                           <a14:useLocalDpi xmlns:a14="http://schemas.microsoft.com/office/drawing/2010/main" val="0"/>
@@ -475,7 +531,7 @@
                     </pic:cNvPicPr>
                   </pic:nvPicPr>
                   <pic:blipFill>
-                    <a:blip r:embed="rId10" cstate="print">
+                    <a:blip r:embed="rId11" cstate="print">
                       <a:extLst>
                         <a:ext uri="{28A0092B-C50C-407E-A947-70E740481C1C}">
                           <a14:useLocalDpi xmlns:a14="http://schemas.microsoft.com/office/drawing/2010/main" val="0"/>
@@ -682,7 +738,7 @@
                     </pic:cNvPicPr>
                   </pic:nvPicPr>
                   <pic:blipFill>
-                    <a:blip r:embed="rId11" cstate="print">
+                    <a:blip r:embed="rId12" cstate="print">
                       <a:extLst>
                         <a:ext uri="{28A0092B-C50C-407E-A947-70E740481C1C}">
                           <a14:useLocalDpi xmlns:a14="http://schemas.microsoft.com/office/drawing/2010/main" val="0"/>
@@ -787,10 +843,10 @@
         </w:rPr>
         <w:lastRenderedPageBreak/>
         <w:drawing>
-          <wp:inline distT="0" distB="0" distL="0" distR="0" wp14:anchorId="259123FB" wp14:editId="1B1B1C07">
-            <wp:extent cx="8229600" cy="3933825"/>
-            <wp:effectExtent l="0" t="0" r="0" b="9525"/>
-            <wp:docPr id="759439333" name="Picture 5"/>
+          <wp:inline distT="0" distB="0" distL="0" distR="0" wp14:anchorId="7400385B" wp14:editId="48BE7585">
+            <wp:extent cx="8220075" cy="4143375"/>
+            <wp:effectExtent l="0" t="0" r="9525" b="9525"/>
+            <wp:docPr id="750855450" name="Picture 3"/>
             <wp:cNvGraphicFramePr>
               <a:graphicFrameLocks xmlns:a="http://schemas.openxmlformats.org/drawingml/2006/main" noChangeAspect="1"/>
             </wp:cNvGraphicFramePr>
@@ -798,13 +854,13 @@
               <a:graphicData uri="http://schemas.openxmlformats.org/drawingml/2006/picture">
                 <pic:pic xmlns:pic="http://schemas.openxmlformats.org/drawingml/2006/picture">
                   <pic:nvPicPr>
-                    <pic:cNvPr id="0" name="Picture 5"/>
+                    <pic:cNvPr id="0" name="Picture 3"/>
                     <pic:cNvPicPr>
                       <a:picLocks noChangeAspect="1" noChangeArrowheads="1"/>
                     </pic:cNvPicPr>
                   </pic:nvPicPr>
                   <pic:blipFill>
-                    <a:blip r:embed="rId12" cstate="print">
+                    <a:blip r:embed="rId4" cstate="print">
                       <a:extLst>
                         <a:ext uri="{28A0092B-C50C-407E-A947-70E740481C1C}">
                           <a14:useLocalDpi xmlns:a14="http://schemas.microsoft.com/office/drawing/2010/main" val="0"/>
@@ -819,7 +875,7 @@
                   <pic:spPr bwMode="auto">
                     <a:xfrm>
                       <a:off x="0" y="0"/>
-                      <a:ext cx="8229600" cy="3933825"/>
+                      <a:ext cx="8220075" cy="4143375"/>
                     </a:xfrm>
                     <a:prstGeom prst="rect">
                       <a:avLst/>
@@ -869,16 +925,7 @@
           <w:sz w:val="20"/>
           <w:szCs w:val="20"/>
         </w:rPr>
-        <w:t>Difference-in-difference results</w:t>
-      </w:r>
-      <w:r>
-        <w:rPr>
-          <w:i/>
-          <w:iCs/>
-          <w:sz w:val="20"/>
-          <w:szCs w:val="20"/>
-        </w:rPr>
-        <w:t xml:space="preserve"> estimating effect of treatment (commencement/expansion of hatchery operations) at Indian River</w:t>
+        <w:t>Difference-in-difference results estimating effect of treatment (commencement/expansion of hatchery operations) at Indian River</w:t>
       </w:r>
       <w:r>
         <w:rPr>
@@ -1080,16 +1127,31 @@
         </w:rPr>
         <w:br w:type="page"/>
       </w:r>
-      <w:r>
-        <w:rPr>
-          <w:noProof/>
+    </w:p>
+    <w:p>
+      <w:pPr>
+        <w:spacing w:after="0" w:line="240" w:lineRule="auto"/>
+        <w:jc w:val="center"/>
+        <w:rPr>
+          <w:i/>
+          <w:iCs/>
+          <w:sz w:val="20"/>
+          <w:szCs w:val="20"/>
+        </w:rPr>
+      </w:pPr>
+      <w:r>
+        <w:rPr>
+          <w:i/>
+          <w:iCs/>
+          <w:sz w:val="20"/>
+          <w:szCs w:val="20"/>
         </w:rPr>
         <w:lastRenderedPageBreak/>
         <w:drawing>
-          <wp:inline distT="0" distB="0" distL="0" distR="0" wp14:anchorId="051C1952" wp14:editId="08F47102">
-            <wp:extent cx="6398166" cy="2609850"/>
-            <wp:effectExtent l="0" t="0" r="3175" b="0"/>
-            <wp:docPr id="12087120" name="Picture 1"/>
+          <wp:inline distT="0" distB="0" distL="0" distR="0" wp14:anchorId="66BD7581" wp14:editId="74EBF6B8">
+            <wp:extent cx="6147315" cy="2524125"/>
+            <wp:effectExtent l="0" t="0" r="6350" b="0"/>
+            <wp:docPr id="1249511879" name="Picture 1" descr="The diagram compares four models of Indian River's regional abundance, presenting their AICc (Akaike Information Criterion corrected) values and evidence ratios.&#10;&#10;AI-generated content may be incorrect."/>
             <wp:cNvGraphicFramePr>
               <a:graphicFrameLocks xmlns:a="http://schemas.openxmlformats.org/drawingml/2006/main" noChangeAspect="1"/>
             </wp:cNvGraphicFramePr>
@@ -1097,7 +1159,7 @@
               <a:graphicData uri="http://schemas.openxmlformats.org/drawingml/2006/picture">
                 <pic:pic xmlns:pic="http://schemas.openxmlformats.org/drawingml/2006/picture">
                   <pic:nvPicPr>
-                    <pic:cNvPr id="12087120" name=""/>
+                    <pic:cNvPr id="1249511879" name="Picture 1" descr="The diagram compares four models of Indian River's regional abundance, presenting their AICc (Akaike Information Criterion corrected) values and evidence ratios.&#10;&#10;AI-generated content may be incorrect."/>
                     <pic:cNvPicPr/>
                   </pic:nvPicPr>
                   <pic:blipFill>
@@ -1109,7 +1171,7 @@
                   <pic:spPr>
                     <a:xfrm>
                       <a:off x="0" y="0"/>
-                      <a:ext cx="6429696" cy="2622711"/>
+                      <a:ext cx="6150801" cy="2525556"/>
                     </a:xfrm>
                     <a:prstGeom prst="rect">
                       <a:avLst/>
@@ -1125,6 +1187,7 @@
     <w:p>
       <w:pPr>
         <w:spacing w:after="0" w:line="240" w:lineRule="auto"/>
+        <w:jc w:val="center"/>
         <w:rPr>
           <w:sz w:val="20"/>
           <w:szCs w:val="20"/>
@@ -1155,7 +1218,7 @@
           <w:sz w:val="20"/>
           <w:szCs w:val="20"/>
         </w:rPr>
-        <w:t xml:space="preserve">Comparison of multi-state model specifications. </w:t>
+        <w:t>Comparison of multi-state model specifications.</w:t>
       </w:r>
     </w:p>
     <w:p>

--- a/output/writing/DissertationChapter/Ch1_draft2_figs.docx
+++ b/output/writing/DissertationChapter/Ch1_draft2_figs.docx
@@ -713,18 +713,27 @@
           <w:szCs w:val="20"/>
         </w:rPr>
       </w:pPr>
+    </w:p>
+    <w:p>
+      <w:pPr>
+        <w:spacing w:after="0" w:line="240" w:lineRule="auto"/>
+        <w:ind w:left="720"/>
+        <w:rPr>
+          <w:i/>
+          <w:iCs/>
+          <w:sz w:val="20"/>
+          <w:szCs w:val="20"/>
+        </w:rPr>
+      </w:pPr>
       <w:r>
         <w:rPr>
           <w:noProof/>
-          <w:sz w:val="20"/>
-          <w:szCs w:val="20"/>
-        </w:rPr>
-        <w:lastRenderedPageBreak/>
+        </w:rPr>
         <w:drawing>
-          <wp:inline distT="0" distB="0" distL="0" distR="0" wp14:anchorId="612DF731" wp14:editId="7A0EFA7A">
-            <wp:extent cx="8109459" cy="5143500"/>
-            <wp:effectExtent l="0" t="0" r="6350" b="0"/>
-            <wp:docPr id="2036303214" name="Picture 6"/>
+          <wp:inline distT="0" distB="0" distL="0" distR="0" wp14:anchorId="51853F72" wp14:editId="2213D1FC">
+            <wp:extent cx="8229600" cy="4305300"/>
+            <wp:effectExtent l="0" t="0" r="0" b="0"/>
+            <wp:docPr id="144993522" name="Picture 3" descr="The diagram illustrates a comparison of values over time, likely depicting a trend or difference between even and odd years, with a notable effect before 1980.&#10;&#10;AI-generated content may be incorrect."/>
             <wp:cNvGraphicFramePr>
               <a:graphicFrameLocks xmlns:a="http://schemas.openxmlformats.org/drawingml/2006/main" noChangeAspect="1"/>
             </wp:cNvGraphicFramePr>
@@ -732,7 +741,7 @@
               <a:graphicData uri="http://schemas.openxmlformats.org/drawingml/2006/picture">
                 <pic:pic xmlns:pic="http://schemas.openxmlformats.org/drawingml/2006/picture">
                   <pic:nvPicPr>
-                    <pic:cNvPr id="0" name="Picture 6"/>
+                    <pic:cNvPr id="144993522" name="Picture 3" descr="The diagram illustrates a comparison of values over time, likely depicting a trend or difference between even and odd years, with a notable effect before 1980.&#10;&#10;AI-generated content may be incorrect."/>
                     <pic:cNvPicPr>
                       <a:picLocks noChangeAspect="1" noChangeArrowheads="1"/>
                     </pic:cNvPicPr>
@@ -753,7 +762,7 @@
                   <pic:spPr bwMode="auto">
                     <a:xfrm>
                       <a:off x="0" y="0"/>
-                      <a:ext cx="8127803" cy="5155135"/>
+                      <a:ext cx="8229600" cy="4305300"/>
                     </a:xfrm>
                     <a:prstGeom prst="rect">
                       <a:avLst/>
@@ -769,68 +778,56 @@
           </wp:inline>
         </w:drawing>
       </w:r>
+      <w:r>
+        <w:rPr>
+          <w:i/>
+          <w:iCs/>
+          <w:sz w:val="20"/>
+          <w:szCs w:val="20"/>
+        </w:rPr>
+        <w:t xml:space="preserve">Figure </w:t>
+      </w:r>
+      <w:r>
+        <w:rPr>
+          <w:i/>
+          <w:iCs/>
+          <w:sz w:val="20"/>
+          <w:szCs w:val="20"/>
+        </w:rPr>
+        <w:t>4</w:t>
+      </w:r>
+      <w:r>
+        <w:rPr>
+          <w:i/>
+          <w:iCs/>
+          <w:sz w:val="20"/>
+          <w:szCs w:val="20"/>
+        </w:rPr>
+        <w:t xml:space="preserve">: </w:t>
+      </w:r>
+      <w:r>
+        <w:rPr>
+          <w:i/>
+          <w:iCs/>
+          <w:sz w:val="20"/>
+          <w:szCs w:val="20"/>
+        </w:rPr>
+        <w:t>Event studies evaluating parallel trends assumption between Indian River and regional streams in pre-treatment periods.</w:t>
+      </w:r>
+    </w:p>
+    <w:p>
+      <w:pPr>
+        <w:rPr>
+          <w:sz w:val="20"/>
+          <w:szCs w:val="20"/>
+        </w:rPr>
+      </w:pPr>
     </w:p>
     <w:p>
       <w:pPr>
         <w:spacing w:after="0" w:line="240" w:lineRule="auto"/>
         <w:ind w:left="720"/>
         <w:rPr>
-          <w:i/>
-          <w:iCs/>
-          <w:sz w:val="20"/>
-          <w:szCs w:val="20"/>
-        </w:rPr>
-      </w:pPr>
-      <w:r>
-        <w:rPr>
-          <w:i/>
-          <w:iCs/>
-          <w:sz w:val="20"/>
-          <w:szCs w:val="20"/>
-        </w:rPr>
-        <w:t xml:space="preserve">Figure </w:t>
-      </w:r>
-      <w:r>
-        <w:rPr>
-          <w:i/>
-          <w:iCs/>
-          <w:sz w:val="20"/>
-          <w:szCs w:val="20"/>
-        </w:rPr>
-        <w:t>4</w:t>
-      </w:r>
-      <w:r>
-        <w:rPr>
-          <w:i/>
-          <w:iCs/>
-          <w:sz w:val="20"/>
-          <w:szCs w:val="20"/>
-        </w:rPr>
-        <w:t xml:space="preserve">: </w:t>
-      </w:r>
-      <w:r>
-        <w:rPr>
-          <w:i/>
-          <w:iCs/>
-          <w:sz w:val="20"/>
-          <w:szCs w:val="20"/>
-        </w:rPr>
-        <w:t>Event studies evaluating parallel trends assumption between Indian River and regional streams in pre-treatment periods.</w:t>
-      </w:r>
-    </w:p>
-    <w:p>
-      <w:pPr>
-        <w:rPr>
-          <w:sz w:val="20"/>
-          <w:szCs w:val="20"/>
-        </w:rPr>
-      </w:pPr>
-    </w:p>
-    <w:p>
-      <w:pPr>
-        <w:spacing w:after="0" w:line="240" w:lineRule="auto"/>
-        <w:ind w:left="720"/>
-        <w:rPr>
           <w:sz w:val="20"/>
           <w:szCs w:val="20"/>
         </w:rPr>
@@ -838,15 +835,13 @@
       <w:r>
         <w:rPr>
           <w:noProof/>
-          <w:sz w:val="20"/>
-          <w:szCs w:val="20"/>
         </w:rPr>
         <w:lastRenderedPageBreak/>
         <w:drawing>
-          <wp:inline distT="0" distB="0" distL="0" distR="0" wp14:anchorId="7400385B" wp14:editId="48BE7585">
-            <wp:extent cx="8220075" cy="4143375"/>
-            <wp:effectExtent l="0" t="0" r="9525" b="9525"/>
-            <wp:docPr id="750855450" name="Picture 3"/>
+          <wp:inline distT="0" distB="0" distL="0" distR="0" wp14:anchorId="62541FED" wp14:editId="6EFE0507">
+            <wp:extent cx="8229600" cy="4305300"/>
+            <wp:effectExtent l="0" t="0" r="0" b="0"/>
+            <wp:docPr id="123569596" name="Picture 4" descr="The image appears to be a line graph or a bar chart displaying the effects of treatment and period on an even-year (1980) and odd-year (2010) dataset, with negative values suggesting a downward trend or negative effect over time.&#10;&#10;AI-generated content may be incorrect."/>
             <wp:cNvGraphicFramePr>
               <a:graphicFrameLocks xmlns:a="http://schemas.openxmlformats.org/drawingml/2006/main" noChangeAspect="1"/>
             </wp:cNvGraphicFramePr>
@@ -854,13 +849,13 @@
               <a:graphicData uri="http://schemas.openxmlformats.org/drawingml/2006/picture">
                 <pic:pic xmlns:pic="http://schemas.openxmlformats.org/drawingml/2006/picture">
                   <pic:nvPicPr>
-                    <pic:cNvPr id="0" name="Picture 3"/>
+                    <pic:cNvPr id="123569596" name="Picture 4" descr="The image appears to be a line graph or a bar chart displaying the effects of treatment and period on an even-year (1980) and odd-year (2010) dataset, with negative values suggesting a downward trend or negative effect over time.&#10;&#10;AI-generated content may be incorrect."/>
                     <pic:cNvPicPr>
                       <a:picLocks noChangeAspect="1" noChangeArrowheads="1"/>
                     </pic:cNvPicPr>
                   </pic:nvPicPr>
                   <pic:blipFill>
-                    <a:blip r:embed="rId4" cstate="print">
+                    <a:blip r:embed="rId13" cstate="print">
                       <a:extLst>
                         <a:ext uri="{28A0092B-C50C-407E-A947-70E740481C1C}">
                           <a14:useLocalDpi xmlns:a14="http://schemas.microsoft.com/office/drawing/2010/main" val="0"/>
@@ -875,7 +870,7 @@
                   <pic:spPr bwMode="auto">
                     <a:xfrm>
                       <a:off x="0" y="0"/>
-                      <a:ext cx="8220075" cy="4143375"/>
+                      <a:ext cx="8229600" cy="4305300"/>
                     </a:xfrm>
                     <a:prstGeom prst="rect">
                       <a:avLst/>
@@ -1007,7 +1002,7 @@
                     </pic:cNvPicPr>
                   </pic:nvPicPr>
                   <pic:blipFill>
-                    <a:blip r:embed="rId13" cstate="print">
+                    <a:blip r:embed="rId14" cstate="print">
                       <a:extLst>
                         <a:ext uri="{28A0092B-C50C-407E-A947-70E740481C1C}">
                           <a14:useLocalDpi xmlns:a14="http://schemas.microsoft.com/office/drawing/2010/main" val="0"/>
@@ -1143,6 +1138,7 @@
         <w:rPr>
           <w:i/>
           <w:iCs/>
+          <w:noProof/>
           <w:sz w:val="20"/>
           <w:szCs w:val="20"/>
         </w:rPr>
@@ -1163,7 +1159,7 @@
                     <pic:cNvPicPr/>
                   </pic:nvPicPr>
                   <pic:blipFill>
-                    <a:blip r:embed="rId14"/>
+                    <a:blip r:embed="rId15"/>
                     <a:stretch>
                       <a:fillRect/>
                     </a:stretch>
@@ -1187,7 +1183,7 @@
     <w:p>
       <w:pPr>
         <w:spacing w:after="0" w:line="240" w:lineRule="auto"/>
-        <w:jc w:val="center"/>
+        <w:ind w:left="1440"/>
         <w:rPr>
           <w:sz w:val="20"/>
           <w:szCs w:val="20"/>

--- a/output/writing/DissertationChapter/Ch1_draft2_figs.docx
+++ b/output/writing/DissertationChapter/Ch1_draft2_figs.docx
@@ -10,61 +10,6 @@
           <w:bCs/>
         </w:rPr>
       </w:pPr>
-      <w:r>
-        <w:rPr>
-          <w:b/>
-          <w:bCs/>
-          <w:noProof/>
-        </w:rPr>
-        <w:drawing>
-          <wp:inline distT="0" distB="0" distL="0" distR="0" wp14:anchorId="29D77699" wp14:editId="4DAF4C4D">
-            <wp:extent cx="8220075" cy="4143375"/>
-            <wp:effectExtent l="0" t="0" r="9525" b="9525"/>
-            <wp:docPr id="472649305" name="Picture 1"/>
-            <wp:cNvGraphicFramePr>
-              <a:graphicFrameLocks xmlns:a="http://schemas.openxmlformats.org/drawingml/2006/main" noChangeAspect="1"/>
-            </wp:cNvGraphicFramePr>
-            <a:graphic xmlns:a="http://schemas.openxmlformats.org/drawingml/2006/main">
-              <a:graphicData uri="http://schemas.openxmlformats.org/drawingml/2006/picture">
-                <pic:pic xmlns:pic="http://schemas.openxmlformats.org/drawingml/2006/picture">
-                  <pic:nvPicPr>
-                    <pic:cNvPr id="0" name="Picture 1"/>
-                    <pic:cNvPicPr>
-                      <a:picLocks noChangeAspect="1" noChangeArrowheads="1"/>
-                    </pic:cNvPicPr>
-                  </pic:nvPicPr>
-                  <pic:blipFill>
-                    <a:blip r:embed="rId4" cstate="print">
-                      <a:extLst>
-                        <a:ext uri="{28A0092B-C50C-407E-A947-70E740481C1C}">
-                          <a14:useLocalDpi xmlns:a14="http://schemas.microsoft.com/office/drawing/2010/main" val="0"/>
-                        </a:ext>
-                      </a:extLst>
-                    </a:blip>
-                    <a:srcRect/>
-                    <a:stretch>
-                      <a:fillRect/>
-                    </a:stretch>
-                  </pic:blipFill>
-                  <pic:spPr bwMode="auto">
-                    <a:xfrm>
-                      <a:off x="0" y="0"/>
-                      <a:ext cx="8220075" cy="4143375"/>
-                    </a:xfrm>
-                    <a:prstGeom prst="rect">
-                      <a:avLst/>
-                    </a:prstGeom>
-                    <a:noFill/>
-                    <a:ln>
-                      <a:noFill/>
-                    </a:ln>
-                  </pic:spPr>
-                </pic:pic>
-              </a:graphicData>
-            </a:graphic>
-          </wp:inline>
-        </w:drawing>
-      </w:r>
       <w:commentRangeStart w:id="0"/>
       <w:r>
         <w:rPr>
@@ -102,7 +47,6 @@
         <w:rPr>
           <w:noProof/>
         </w:rPr>
-        <w:lastRenderedPageBreak/>
         <w:drawing>
           <wp:inline distT="0" distB="0" distL="0" distR="0" wp14:anchorId="01A915B6" wp14:editId="4EB2AA7A">
             <wp:extent cx="5915025" cy="4450172"/>
@@ -119,7 +63,7 @@
                     <pic:cNvPicPr/>
                   </pic:nvPicPr>
                   <pic:blipFill>
-                    <a:blip r:embed="rId9" cstate="print">
+                    <a:blip r:embed="rId8" cstate="print">
                       <a:extLst>
                         <a:ext uri="{28A0092B-C50C-407E-A947-70E740481C1C}">
                           <a14:useLocalDpi xmlns:a14="http://schemas.microsoft.com/office/drawing/2010/main" val="0"/>
@@ -275,7 +219,7 @@
                     <pic:cNvPicPr/>
                   </pic:nvPicPr>
                   <pic:blipFill>
-                    <a:blip r:embed="rId9" cstate="print">
+                    <a:blip r:embed="rId8" cstate="print">
                       <a:extLst>
                         <a:ext uri="{28A0092B-C50C-407E-A947-70E740481C1C}">
                           <a14:useLocalDpi xmlns:a14="http://schemas.microsoft.com/office/drawing/2010/main" val="0"/>
@@ -419,7 +363,7 @@
                     </pic:cNvPicPr>
                   </pic:nvPicPr>
                   <pic:blipFill>
-                    <a:blip r:embed="rId10" cstate="print">
+                    <a:blip r:embed="rId9" cstate="print">
                       <a:extLst>
                         <a:ext uri="{28A0092B-C50C-407E-A947-70E740481C1C}">
                           <a14:useLocalDpi xmlns:a14="http://schemas.microsoft.com/office/drawing/2010/main" val="0"/>
@@ -531,7 +475,7 @@
                     </pic:cNvPicPr>
                   </pic:nvPicPr>
                   <pic:blipFill>
-                    <a:blip r:embed="rId11" cstate="print">
+                    <a:blip r:embed="rId10" cstate="print">
                       <a:extLst>
                         <a:ext uri="{28A0092B-C50C-407E-A947-70E740481C1C}">
                           <a14:useLocalDpi xmlns:a14="http://schemas.microsoft.com/office/drawing/2010/main" val="0"/>
@@ -742,6 +686,114 @@
                 <pic:pic xmlns:pic="http://schemas.openxmlformats.org/drawingml/2006/picture">
                   <pic:nvPicPr>
                     <pic:cNvPr id="144993522" name="Picture 3" descr="The diagram illustrates a comparison of values over time, likely depicting a trend or difference between even and odd years, with a notable effect before 1980.&#10;&#10;AI-generated content may be incorrect."/>
+                    <pic:cNvPicPr>
+                      <a:picLocks noChangeAspect="1" noChangeArrowheads="1"/>
+                    </pic:cNvPicPr>
+                  </pic:nvPicPr>
+                  <pic:blipFill>
+                    <a:blip r:embed="rId11" cstate="print">
+                      <a:extLst>
+                        <a:ext uri="{28A0092B-C50C-407E-A947-70E740481C1C}">
+                          <a14:useLocalDpi xmlns:a14="http://schemas.microsoft.com/office/drawing/2010/main" val="0"/>
+                        </a:ext>
+                      </a:extLst>
+                    </a:blip>
+                    <a:srcRect/>
+                    <a:stretch>
+                      <a:fillRect/>
+                    </a:stretch>
+                  </pic:blipFill>
+                  <pic:spPr bwMode="auto">
+                    <a:xfrm>
+                      <a:off x="0" y="0"/>
+                      <a:ext cx="8229600" cy="4305300"/>
+                    </a:xfrm>
+                    <a:prstGeom prst="rect">
+                      <a:avLst/>
+                    </a:prstGeom>
+                    <a:noFill/>
+                    <a:ln>
+                      <a:noFill/>
+                    </a:ln>
+                  </pic:spPr>
+                </pic:pic>
+              </a:graphicData>
+            </a:graphic>
+          </wp:inline>
+        </w:drawing>
+      </w:r>
+      <w:r>
+        <w:rPr>
+          <w:i/>
+          <w:iCs/>
+          <w:sz w:val="20"/>
+          <w:szCs w:val="20"/>
+        </w:rPr>
+        <w:t xml:space="preserve">Figure </w:t>
+      </w:r>
+      <w:r>
+        <w:rPr>
+          <w:i/>
+          <w:iCs/>
+          <w:sz w:val="20"/>
+          <w:szCs w:val="20"/>
+        </w:rPr>
+        <w:t>4</w:t>
+      </w:r>
+      <w:r>
+        <w:rPr>
+          <w:i/>
+          <w:iCs/>
+          <w:sz w:val="20"/>
+          <w:szCs w:val="20"/>
+        </w:rPr>
+        <w:t xml:space="preserve">: </w:t>
+      </w:r>
+      <w:r>
+        <w:rPr>
+          <w:i/>
+          <w:iCs/>
+          <w:sz w:val="20"/>
+          <w:szCs w:val="20"/>
+        </w:rPr>
+        <w:t>Event studies evaluating parallel trends assumption between Indian River and regional streams in pre-treatment periods.</w:t>
+      </w:r>
+    </w:p>
+    <w:p>
+      <w:pPr>
+        <w:rPr>
+          <w:sz w:val="20"/>
+          <w:szCs w:val="20"/>
+        </w:rPr>
+      </w:pPr>
+    </w:p>
+    <w:p>
+      <w:pPr>
+        <w:spacing w:after="0" w:line="240" w:lineRule="auto"/>
+        <w:ind w:left="720"/>
+        <w:rPr>
+          <w:sz w:val="20"/>
+          <w:szCs w:val="20"/>
+        </w:rPr>
+      </w:pPr>
+      <w:r>
+        <w:rPr>
+          <w:noProof/>
+        </w:rPr>
+        <w:lastRenderedPageBreak/>
+        <w:drawing>
+          <wp:inline distT="0" distB="0" distL="0" distR="0" wp14:anchorId="62541FED" wp14:editId="6EFE0507">
+            <wp:extent cx="8229600" cy="4305300"/>
+            <wp:effectExtent l="0" t="0" r="0" b="0"/>
+            <wp:docPr id="123569596" name="Picture 4" descr="The image appears to be a line graph or a bar chart displaying the effects of treatment and period on an even-year (1980) and odd-year (2010) dataset, with negative values suggesting a downward trend or negative effect over time.&#10;&#10;AI-generated content may be incorrect."/>
+            <wp:cNvGraphicFramePr>
+              <a:graphicFrameLocks xmlns:a="http://schemas.openxmlformats.org/drawingml/2006/main" noChangeAspect="1"/>
+            </wp:cNvGraphicFramePr>
+            <a:graphic xmlns:a="http://schemas.openxmlformats.org/drawingml/2006/main">
+              <a:graphicData uri="http://schemas.openxmlformats.org/drawingml/2006/picture">
+                <pic:pic xmlns:pic="http://schemas.openxmlformats.org/drawingml/2006/picture">
+                  <pic:nvPicPr>
+                    <pic:cNvPr id="123569596" name="Picture 4" descr="The image appears to be a line graph or a bar chart displaying the effects of treatment and period on an even-year (1980) and odd-year (2010) dataset, with negative values suggesting a downward trend or negative effect over time.&#10;&#10;AI-generated content may be incorrect."/>
                     <pic:cNvPicPr>
                       <a:picLocks noChangeAspect="1" noChangeArrowheads="1"/>
                     </pic:cNvPicPr>
@@ -794,114 +846,6 @@
           <w:sz w:val="20"/>
           <w:szCs w:val="20"/>
         </w:rPr>
-        <w:t>4</w:t>
-      </w:r>
-      <w:r>
-        <w:rPr>
-          <w:i/>
-          <w:iCs/>
-          <w:sz w:val="20"/>
-          <w:szCs w:val="20"/>
-        </w:rPr>
-        <w:t xml:space="preserve">: </w:t>
-      </w:r>
-      <w:r>
-        <w:rPr>
-          <w:i/>
-          <w:iCs/>
-          <w:sz w:val="20"/>
-          <w:szCs w:val="20"/>
-        </w:rPr>
-        <w:t>Event studies evaluating parallel trends assumption between Indian River and regional streams in pre-treatment periods.</w:t>
-      </w:r>
-    </w:p>
-    <w:p>
-      <w:pPr>
-        <w:rPr>
-          <w:sz w:val="20"/>
-          <w:szCs w:val="20"/>
-        </w:rPr>
-      </w:pPr>
-    </w:p>
-    <w:p>
-      <w:pPr>
-        <w:spacing w:after="0" w:line="240" w:lineRule="auto"/>
-        <w:ind w:left="720"/>
-        <w:rPr>
-          <w:sz w:val="20"/>
-          <w:szCs w:val="20"/>
-        </w:rPr>
-      </w:pPr>
-      <w:r>
-        <w:rPr>
-          <w:noProof/>
-        </w:rPr>
-        <w:lastRenderedPageBreak/>
-        <w:drawing>
-          <wp:inline distT="0" distB="0" distL="0" distR="0" wp14:anchorId="62541FED" wp14:editId="6EFE0507">
-            <wp:extent cx="8229600" cy="4305300"/>
-            <wp:effectExtent l="0" t="0" r="0" b="0"/>
-            <wp:docPr id="123569596" name="Picture 4" descr="The image appears to be a line graph or a bar chart displaying the effects of treatment and period on an even-year (1980) and odd-year (2010) dataset, with negative values suggesting a downward trend or negative effect over time.&#10;&#10;AI-generated content may be incorrect."/>
-            <wp:cNvGraphicFramePr>
-              <a:graphicFrameLocks xmlns:a="http://schemas.openxmlformats.org/drawingml/2006/main" noChangeAspect="1"/>
-            </wp:cNvGraphicFramePr>
-            <a:graphic xmlns:a="http://schemas.openxmlformats.org/drawingml/2006/main">
-              <a:graphicData uri="http://schemas.openxmlformats.org/drawingml/2006/picture">
-                <pic:pic xmlns:pic="http://schemas.openxmlformats.org/drawingml/2006/picture">
-                  <pic:nvPicPr>
-                    <pic:cNvPr id="123569596" name="Picture 4" descr="The image appears to be a line graph or a bar chart displaying the effects of treatment and period on an even-year (1980) and odd-year (2010) dataset, with negative values suggesting a downward trend or negative effect over time.&#10;&#10;AI-generated content may be incorrect."/>
-                    <pic:cNvPicPr>
-                      <a:picLocks noChangeAspect="1" noChangeArrowheads="1"/>
-                    </pic:cNvPicPr>
-                  </pic:nvPicPr>
-                  <pic:blipFill>
-                    <a:blip r:embed="rId13" cstate="print">
-                      <a:extLst>
-                        <a:ext uri="{28A0092B-C50C-407E-A947-70E740481C1C}">
-                          <a14:useLocalDpi xmlns:a14="http://schemas.microsoft.com/office/drawing/2010/main" val="0"/>
-                        </a:ext>
-                      </a:extLst>
-                    </a:blip>
-                    <a:srcRect/>
-                    <a:stretch>
-                      <a:fillRect/>
-                    </a:stretch>
-                  </pic:blipFill>
-                  <pic:spPr bwMode="auto">
-                    <a:xfrm>
-                      <a:off x="0" y="0"/>
-                      <a:ext cx="8229600" cy="4305300"/>
-                    </a:xfrm>
-                    <a:prstGeom prst="rect">
-                      <a:avLst/>
-                    </a:prstGeom>
-                    <a:noFill/>
-                    <a:ln>
-                      <a:noFill/>
-                    </a:ln>
-                  </pic:spPr>
-                </pic:pic>
-              </a:graphicData>
-            </a:graphic>
-          </wp:inline>
-        </w:drawing>
-      </w:r>
-      <w:r>
-        <w:rPr>
-          <w:i/>
-          <w:iCs/>
-          <w:sz w:val="20"/>
-          <w:szCs w:val="20"/>
-        </w:rPr>
-        <w:t xml:space="preserve">Figure </w:t>
-      </w:r>
-      <w:r>
-        <w:rPr>
-          <w:i/>
-          <w:iCs/>
-          <w:sz w:val="20"/>
-          <w:szCs w:val="20"/>
-        </w:rPr>
         <w:t>5</w:t>
       </w:r>
       <w:r>
@@ -1002,7 +946,7 @@
                     </pic:cNvPicPr>
                   </pic:nvPicPr>
                   <pic:blipFill>
-                    <a:blip r:embed="rId14" cstate="print">
+                    <a:blip r:embed="rId13" cstate="print">
                       <a:extLst>
                         <a:ext uri="{28A0092B-C50C-407E-A947-70E740481C1C}">
                           <a14:useLocalDpi xmlns:a14="http://schemas.microsoft.com/office/drawing/2010/main" val="0"/>
@@ -1159,7 +1103,7 @@
                     <pic:cNvPicPr/>
                   </pic:nvPicPr>
                   <pic:blipFill>
-                    <a:blip r:embed="rId15"/>
+                    <a:blip r:embed="rId14"/>
                     <a:stretch>
                       <a:fillRect/>
                     </a:stretch>

--- a/output/writing/DissertationChapter/Ch1_draft2_figs.docx
+++ b/output/writing/DissertationChapter/Ch1_draft2_figs.docx
@@ -782,10 +782,10 @@
         </w:rPr>
         <w:lastRenderedPageBreak/>
         <w:drawing>
-          <wp:inline distT="0" distB="0" distL="0" distR="0" wp14:anchorId="62541FED" wp14:editId="6EFE0507">
-            <wp:extent cx="8229600" cy="4305300"/>
+          <wp:inline distT="0" distB="0" distL="0" distR="0" wp14:anchorId="7BDD2B77" wp14:editId="1CB4F0A4">
+            <wp:extent cx="8229600" cy="4140835"/>
             <wp:effectExtent l="0" t="0" r="0" b="0"/>
-            <wp:docPr id="123569596" name="Picture 4" descr="The image appears to be a line graph or a bar chart displaying the effects of treatment and period on an even-year (1980) and odd-year (2010) dataset, with negative values suggesting a downward trend or negative effect over time.&#10;&#10;AI-generated content may be incorrect."/>
+            <wp:docPr id="947777897" name="Picture 1" descr="The diagram shows a comparison of regional abundance trends over the years, with even years (1980, 1982, 1984, etc.) and odd years (1981, 1983, 1985, etc.), indicating a slight negative trend in the post-treatment period from 1980 to 2010.&#10;&#10;AI-generated content may be incorrect."/>
             <wp:cNvGraphicFramePr>
               <a:graphicFrameLocks xmlns:a="http://schemas.openxmlformats.org/drawingml/2006/main" noChangeAspect="1"/>
             </wp:cNvGraphicFramePr>
@@ -793,7 +793,7 @@
               <a:graphicData uri="http://schemas.openxmlformats.org/drawingml/2006/picture">
                 <pic:pic xmlns:pic="http://schemas.openxmlformats.org/drawingml/2006/picture">
                   <pic:nvPicPr>
-                    <pic:cNvPr id="123569596" name="Picture 4" descr="The image appears to be a line graph or a bar chart displaying the effects of treatment and period on an even-year (1980) and odd-year (2010) dataset, with negative values suggesting a downward trend or negative effect over time.&#10;&#10;AI-generated content may be incorrect."/>
+                    <pic:cNvPr id="947777897" name="Picture 1" descr="The diagram shows a comparison of regional abundance trends over the years, with even years (1980, 1982, 1984, etc.) and odd years (1981, 1983, 1985, etc.), indicating a slight negative trend in the post-treatment period from 1980 to 2010.&#10;&#10;AI-generated content may be incorrect."/>
                     <pic:cNvPicPr>
                       <a:picLocks noChangeAspect="1" noChangeArrowheads="1"/>
                     </pic:cNvPicPr>
@@ -814,7 +814,7 @@
                   <pic:spPr bwMode="auto">
                     <a:xfrm>
                       <a:off x="0" y="0"/>
-                      <a:ext cx="8229600" cy="4305300"/>
+                      <a:ext cx="8229600" cy="4140835"/>
                     </a:xfrm>
                     <a:prstGeom prst="rect">
                       <a:avLst/>
@@ -829,6 +829,15 @@
             </a:graphic>
           </wp:inline>
         </w:drawing>
+      </w:r>
+      <w:r>
+        <w:rPr>
+          <w:i/>
+          <w:iCs/>
+          <w:sz w:val="20"/>
+          <w:szCs w:val="20"/>
+        </w:rPr>
+        <w:t xml:space="preserve"> </w:t>
       </w:r>
       <w:r>
         <w:rPr>
